--- a/Base Application/Finance/SpendRequest/SpendRequestDocument.docx
+++ b/Base Application/Finance/SpendRequest/SpendRequestDocument.docx
@@ -36,7 +36,7 @@
           <w:placeholder>
             <w:docPart w:val="DefaultPlaceholder_-1854013440"/>
           </w:placeholder>
-          <w:dataBinding w:prefixMappings="&lt;xmlns:ns0='urn:microsoft-dynamics-nav/reports/Spend_Request_Document/6850/' " w:xpath="/ns0:NavWordReportXmlPart[1]/ns0:SpendRequest[1]/ns0:No[1]" w:storeItemID="{00000000-0000-0000-0000-000000000000}"/>
+          <w:dataBinding w:prefixMappings="xmlns:ns0='urn:microsoft-dynamics-nav/reports/Spend_Request_Document/6850/' " w:xpath="/ns0:NavWordReportXmlPart[1]/ns0:SpendRequest[1]/ns0:No[1]" w:storeItemID="{00000000-0000-0000-0000-000000000000}"/>
           <w15:color w:val="808080"/>
           <w:text/>
         </w:sdtPr>
@@ -53,12 +53,12 @@
         <w:tblStyle w:val="TableGrid"/>
         <w:tblW w:w="9643" w:type="dxa"/>
         <w:tblBorders>
-          <w:top w:val="none" w:sz="0" w:space="0" w:color="auto"/>
-          <w:left w:val="none" w:sz="0" w:space="0" w:color="auto"/>
-          <w:bottom w:val="none" w:sz="0" w:space="0" w:color="auto"/>
-          <w:right w:val="none" w:sz="0" w:space="0" w:color="auto"/>
-          <w:insideH w:val="none" w:sz="0" w:space="0" w:color="auto"/>
-          <w:insideV w:val="none" w:sz="0" w:space="0" w:color="auto"/>
+          <w:top w:val="none" w:color="auto" w:sz="0" w:space="0"/>
+          <w:left w:val="none" w:color="auto" w:sz="0" w:space="0"/>
+          <w:bottom w:val="none" w:color="auto" w:sz="0" w:space="0"/>
+          <w:right w:val="none" w:color="auto" w:sz="0" w:space="0"/>
+          <w:insideH w:val="none" w:color="auto" w:sz="0" w:space="0"/>
+          <w:insideV w:val="none" w:color="auto" w:sz="0" w:space="0"/>
         </w:tblBorders>
         <w:tblLayout w:type="fixed"/>
         <w:tblLook w:val="04A0" w:firstRow="1" w:lastRow="0" w:firstColumn="1" w:lastColumn="0" w:noHBand="0" w:noVBand="1"/>
@@ -80,7 +80,7 @@
             <w:placeholder>
               <w:docPart w:val="DefaultPlaceholder_-1854013440"/>
             </w:placeholder>
-            <w:dataBinding w:prefixMappings="&lt;xmlns:ns0='urn:microsoft-dynamics-nav/reports/Spend_Request_Document/6850/' " w:xpath="/ns0:NavWordReportXmlPart[1]/ns0:Labels[1]/ns0:RequestedByCaption[1]" w:storeItemID="{00000000-0000-0000-0000-000000000000}"/>
+            <w:dataBinding w:prefixMappings="xmlns:ns0='urn:microsoft-dynamics-nav/reports/Spend_Request_Document/6850/' " w:xpath="/ns0:NavWordReportXmlPart[1]/ns0:Labels[1]/ns0:RequestedByCaption[1]" w:storeItemID="{00000000-0000-0000-0000-000000000000}"/>
             <w15:color w:val="808080"/>
             <w:text/>
           </w:sdtPr>
@@ -107,7 +107,7 @@
             <w:placeholder>
               <w:docPart w:val="DefaultPlaceholder_-1854013440"/>
             </w:placeholder>
-            <w:dataBinding w:prefixMappings="&lt;xmlns:ns0='urn:microsoft-dynamics-nav/reports/Spend_Request_Document/6850/' " w:xpath="/ns0:NavWordReportXmlPart[1]/ns0:SpendRequest[1]/ns0:EmployeeName[1]" w:storeItemID="{00000000-0000-0000-0000-000000000000}"/>
+            <w:dataBinding w:prefixMappings="xmlns:ns0='urn:microsoft-dynamics-nav/reports/Spend_Request_Document/6850/' " w:xpath="/ns0:NavWordReportXmlPart[1]/ns0:SpendRequest[1]/ns0:EmployeeName[1]" w:storeItemID="{00000000-0000-0000-0000-000000000000}"/>
             <w15:color w:val="808080"/>
             <w:text/>
           </w:sdtPr>
@@ -140,7 +140,7 @@
             <w:placeholder>
               <w:docPart w:val="DefaultPlaceholder_-1854013440"/>
             </w:placeholder>
-            <w:dataBinding w:prefixMappings="&lt;xmlns:ns0='urn:microsoft-dynamics-nav/reports/Spend_Request_Document/6850/' " w:xpath="/ns0:NavWordReportXmlPart[1]/ns0:Labels[1]/ns0:TotalExpectedAmountLCYCaption[1]" w:storeItemID="{00000000-0000-0000-0000-000000000000}"/>
+            <w:dataBinding w:prefixMappings="xmlns:ns0='urn:microsoft-dynamics-nav/reports/Spend_Request_Document/6850/' " w:xpath="/ns0:NavWordReportXmlPart[1]/ns0:Labels[1]/ns0:TotalExpectedAmountLCYCaption[1]" w:storeItemID="{00000000-0000-0000-0000-000000000000}"/>
             <w15:color w:val="808080"/>
             <w:text/>
           </w:sdtPr>
@@ -171,7 +171,7 @@
             <w:placeholder>
               <w:docPart w:val="DefaultPlaceholder_-1854013440"/>
             </w:placeholder>
-            <w:dataBinding w:prefixMappings="&lt;xmlns:ns0='urn:microsoft-dynamics-nav/reports/Spend_Request_Document/6850/' " w:xpath="/ns0:NavWordReportXmlPart[1]/ns0:SpendRequest[1]/ns0:TotalExpectedAmountLCY[1]" w:storeItemID="{00000000-0000-0000-0000-000000000000}"/>
+            <w:dataBinding w:prefixMappings="xmlns:ns0='urn:microsoft-dynamics-nav/reports/Spend_Request_Document/6850/' " w:xpath="/ns0:NavWordReportXmlPart[1]/ns0:SpendRequest[1]/ns0:TotalExpectedAmountLCY[1]" w:storeItemID="{00000000-0000-0000-0000-000000000000}"/>
             <w15:color w:val="808080"/>
             <w:text/>
           </w:sdtPr>
@@ -322,7 +322,7 @@
             <w:placeholder>
               <w:docPart w:val="DefaultPlaceholder_-1854013440"/>
             </w:placeholder>
-            <w:dataBinding w:prefixMappings="&lt;xmlns:ns0='urn:microsoft-dynamics-nav/reports/Spend_Request_Document/6850/' " w:xpath="/ns0:NavWordReportXmlPart[1]/ns0:Labels[1]/ns0:ExpectedStartDateCaption[1]" w:storeItemID="{00000000-0000-0000-0000-000000000000}"/>
+            <w:dataBinding w:prefixMappings="xmlns:ns0='urn:microsoft-dynamics-nav/reports/Spend_Request_Document/6850/' " w:xpath="/ns0:NavWordReportXmlPart[1]/ns0:Labels[1]/ns0:ExpectedStartDateCaption[1]" w:storeItemID="{00000000-0000-0000-0000-000000000000}"/>
             <w15:color w:val="808080"/>
             <w:text/>
           </w:sdtPr>
@@ -349,7 +349,7 @@
             <w:placeholder>
               <w:docPart w:val="DefaultPlaceholder_-1854013440"/>
             </w:placeholder>
-            <w:dataBinding w:prefixMappings="&lt;xmlns:ns0='urn:microsoft-dynamics-nav/reports/Spend_Request_Document/6850/' " w:xpath="/ns0:NavWordReportXmlPart[1]/ns0:SpendRequest[1]/ns0:ExpectedStartDate[1]" w:storeItemID="{00000000-0000-0000-0000-000000000000}"/>
+            <w:dataBinding w:prefixMappings="xmlns:ns0='urn:microsoft-dynamics-nav/reports/Spend_Request_Document/6850/' " w:xpath="/ns0:NavWordReportXmlPart[1]/ns0:SpendRequest[1]/ns0:ExpectedStartDate[1]" w:storeItemID="{00000000-0000-0000-0000-000000000000}"/>
             <w15:color w:val="808080"/>
             <w:text/>
           </w:sdtPr>
@@ -386,7 +386,7 @@
             <w:placeholder>
               <w:docPart w:val="DefaultPlaceholder_-1854013440"/>
             </w:placeholder>
-            <w:dataBinding w:prefixMappings="&lt;xmlns:ns0='urn:microsoft-dynamics-nav/reports/Spend_Request_Document/6850/' " w:xpath="/ns0:NavWordReportXmlPart[1]/ns0:Labels[1]/ns0:PurposeCaption[1]" w:storeItemID="{00000000-0000-0000-0000-000000000000}"/>
+            <w:dataBinding w:prefixMappings="xmlns:ns0='urn:microsoft-dynamics-nav/reports/Spend_Request_Document/6850/' " w:xpath="/ns0:NavWordReportXmlPart[1]/ns0:Labels[1]/ns0:PurposeCaption[1]" w:storeItemID="{00000000-0000-0000-0000-000000000000}"/>
             <w15:color w:val="808080"/>
             <w:text/>
           </w:sdtPr>
@@ -413,7 +413,7 @@
             <w:placeholder>
               <w:docPart w:val="DefaultPlaceholder_-1854013440"/>
             </w:placeholder>
-            <w:dataBinding w:prefixMappings="&lt;xmlns:ns0='urn:microsoft-dynamics-nav/reports/Spend_Request_Document/6850/' " w:xpath="/ns0:NavWordReportXmlPart[1]/ns0:SpendRequest[1]/ns0:Purpose[1]" w:storeItemID="{00000000-0000-0000-0000-000000000000}"/>
+            <w:dataBinding w:prefixMappings="xmlns:ns0='urn:microsoft-dynamics-nav/reports/Spend_Request_Document/6850/' " w:xpath="/ns0:NavWordReportXmlPart[1]/ns0:SpendRequest[1]/ns0:Purpose[1]" w:storeItemID="{00000000-0000-0000-0000-000000000000}"/>
             <w15:color w:val="808080"/>
             <w:text/>
           </w:sdtPr>
@@ -440,7 +440,7 @@
             <w:placeholder>
               <w:docPart w:val="DefaultPlaceholder_-1854013440"/>
             </w:placeholder>
-            <w:dataBinding w:prefixMappings="&lt;xmlns:ns0='urn:microsoft-dynamics-nav/reports/Spend_Request_Document/6850/' " w:xpath="/ns0:NavWordReportXmlPart[1]/ns0:Labels[1]/ns0:ExpectedEndDateCaption[1]" w:storeItemID="{00000000-0000-0000-0000-000000000000}"/>
+            <w:dataBinding w:prefixMappings="xmlns:ns0='urn:microsoft-dynamics-nav/reports/Spend_Request_Document/6850/' " w:xpath="/ns0:NavWordReportXmlPart[1]/ns0:Labels[1]/ns0:ExpectedEndDateCaption[1]" w:storeItemID="{00000000-0000-0000-0000-000000000000}"/>
             <w15:color w:val="808080"/>
             <w:text/>
           </w:sdtPr>
@@ -467,7 +467,7 @@
             <w:placeholder>
               <w:docPart w:val="3BAF497B6C3145F7AF4DEA8163038339"/>
             </w:placeholder>
-            <w:dataBinding w:prefixMappings="&lt;xmlns:ns0='urn:microsoft-dynamics-nav/reports/Spend_Request_Document/6850/' " w:xpath="/ns0:NavWordReportXmlPart[1]/ns0:SpendRequest[1]/ns0:ExpectedEndDate[1]" w:storeItemID="{00000000-0000-0000-0000-000000000000}"/>
+            <w:dataBinding w:prefixMappings="xmlns:ns0='urn:microsoft-dynamics-nav/reports/Spend_Request_Document/6850/' " w:xpath="/ns0:NavWordReportXmlPart[1]/ns0:SpendRequest[1]/ns0:ExpectedEndDate[1]" w:storeItemID="{00000000-0000-0000-0000-000000000000}"/>
             <w15:color w:val="808080"/>
             <w:text/>
           </w:sdtPr>
@@ -517,7 +517,7 @@
             <w:placeholder>
               <w:docPart w:val="DefaultPlaceholder_-1854013440"/>
             </w:placeholder>
-            <w:dataBinding w:prefixMappings="&lt;xmlns:ns0='urn:microsoft-dynamics-nav/reports/Spend_Request_Document/6850/' " w:xpath="/ns0:NavWordReportXmlPart[1]/ns0:Labels[1]/ns0:StatusCaption[1]" w:storeItemID="{00000000-0000-0000-0000-000000000000}"/>
+            <w:dataBinding w:prefixMappings="xmlns:ns0='urn:microsoft-dynamics-nav/reports/Spend_Request_Document/6850/' " w:xpath="/ns0:NavWordReportXmlPart[1]/ns0:Labels[1]/ns0:StatusCaption[1]" w:storeItemID="{00000000-0000-0000-0000-000000000000}"/>
             <w15:color w:val="808080"/>
             <w:text/>
           </w:sdtPr>
@@ -548,7 +548,7 @@
             <w:placeholder>
               <w:docPart w:val="3BAF497B6C3145F7AF4DEA8163038339"/>
             </w:placeholder>
-            <w:dataBinding w:prefixMappings="&lt;xmlns:ns0='urn:microsoft-dynamics-nav/reports/Spend_Request_Document/6850/' " w:xpath="/ns0:NavWordReportXmlPart[1]/ns0:SpendRequest[1]/ns0:Status[1]" w:storeItemID="{00000000-0000-0000-0000-000000000000}"/>
+            <w:dataBinding w:prefixMappings="xmlns:ns0='urn:microsoft-dynamics-nav/reports/Spend_Request_Document/6850/' " w:xpath="/ns0:NavWordReportXmlPart[1]/ns0:SpendRequest[1]/ns0:Status[1]" w:storeItemID="{00000000-0000-0000-0000-000000000000}"/>
             <w15:color w:val="808080"/>
             <w:text/>
           </w:sdtPr>
@@ -604,12 +604,12 @@
         <w:tblStyle w:val="GridTable1Light"/>
         <w:tblW w:w="0" w:type="auto"/>
         <w:tblBorders>
-          <w:top w:val="none" w:sz="0" w:space="0" w:color="auto"/>
-          <w:left w:val="none" w:sz="0" w:space="0" w:color="auto"/>
-          <w:bottom w:val="none" w:sz="0" w:space="0" w:color="auto"/>
-          <w:right w:val="none" w:sz="0" w:space="0" w:color="auto"/>
-          <w:insideH w:val="none" w:sz="0" w:space="0" w:color="auto"/>
-          <w:insideV w:val="none" w:sz="0" w:space="0" w:color="auto"/>
+          <w:top w:val="none" w:color="auto" w:sz="0" w:space="0"/>
+          <w:left w:val="none" w:color="auto" w:sz="0" w:space="0"/>
+          <w:bottom w:val="none" w:color="auto" w:sz="0" w:space="0"/>
+          <w:right w:val="none" w:color="auto" w:sz="0" w:space="0"/>
+          <w:insideH w:val="none" w:color="auto" w:sz="0" w:space="0"/>
+          <w:insideV w:val="none" w:color="auto" w:sz="0" w:space="0"/>
         </w:tblBorders>
         <w:tblLayout w:type="fixed"/>
         <w:tblLook w:val="04A0" w:firstRow="1" w:lastRow="0" w:firstColumn="1" w:lastColumn="0" w:noHBand="0" w:noVBand="1"/>
@@ -631,7 +631,7 @@
             <w:placeholder>
               <w:docPart w:val="DefaultPlaceholder_-1854013440"/>
             </w:placeholder>
-            <w:dataBinding w:prefixMappings="&lt;xmlns:ns0='urn:microsoft-dynamics-nav/reports/Spend_Request_Document/6850/' " w:xpath="/ns0:NavWordReportXmlPart[1]/ns0:Labels[1]/ns0:DescriptionCaption[1]" w:storeItemID="{00000000-0000-0000-0000-000000000000}"/>
+            <w:dataBinding w:prefixMappings="xmlns:ns0='urn:microsoft-dynamics-nav/reports/Spend_Request_Document/6850/' " w:xpath="/ns0:NavWordReportXmlPart[1]/ns0:Labels[1]/ns0:DescriptionCaption[1]" w:storeItemID="{00000000-0000-0000-0000-000000000000}"/>
             <w15:color w:val="808080"/>
             <w:text/>
           </w:sdtPr>
@@ -641,7 +641,7 @@
                 <w:cnfStyle w:val="001000000000" w:firstRow="0" w:lastRow="0" w:firstColumn="1" w:lastColumn="0" w:oddVBand="0" w:evenVBand="0" w:oddHBand="0" w:evenHBand="0" w:firstRowFirstColumn="0" w:firstRowLastColumn="0" w:lastRowFirstColumn="0" w:lastRowLastColumn="0"/>
                 <w:tcW w:w="4248" w:type="dxa"/>
                 <w:tcBorders>
-                  <w:bottom w:val="none" w:sz="0" w:space="0" w:color="auto"/>
+                  <w:bottom w:val="none" w:color="auto" w:sz="0" w:space="0"/>
                 </w:tcBorders>
               </w:tcPr>
               <w:p>
@@ -662,7 +662,7 @@
             <w:placeholder>
               <w:docPart w:val="DefaultPlaceholder_-1854013440"/>
             </w:placeholder>
-            <w:dataBinding w:prefixMappings="&lt;xmlns:ns0='urn:microsoft-dynamics-nav/reports/Spend_Request_Document/6850/' " w:xpath="/ns0:NavWordReportXmlPart[1]/ns0:Labels[1]/ns0:ExpectedAmountLCYCaption[1]" w:storeItemID="{00000000-0000-0000-0000-000000000000}"/>
+            <w:dataBinding w:prefixMappings="xmlns:ns0='urn:microsoft-dynamics-nav/reports/Spend_Request_Document/6850/' " w:xpath="/ns0:NavWordReportXmlPart[1]/ns0:Labels[1]/ns0:ExpectedAmountLCYCaption[1]" w:storeItemID="{00000000-0000-0000-0000-000000000000}"/>
             <w15:color w:val="808080"/>
             <w:text/>
           </w:sdtPr>
@@ -671,7 +671,7 @@
               <w:tcPr>
                 <w:tcW w:w="3260" w:type="dxa"/>
                 <w:tcBorders>
-                  <w:bottom w:val="none" w:sz="0" w:space="0" w:color="auto"/>
+                  <w:bottom w:val="none" w:color="auto" w:sz="0" w:space="0"/>
                 </w:tcBorders>
               </w:tcPr>
               <w:p>
@@ -696,7 +696,7 @@
             <w:placeholder>
               <w:docPart w:val="DefaultPlaceholder_-1854013440"/>
             </w:placeholder>
-            <w:dataBinding w:prefixMappings="&lt;xmlns:ns0='urn:microsoft-dynamics-nav/reports/Spend_Request_Document/6850/' " w:xpath="/ns0:NavWordReportXmlPart[1]/ns0:Labels[1]/ns0:DetailGLAccountNoCaption[1]" w:storeItemID="{00000000-0000-0000-0000-000000000000}"/>
+            <w:dataBinding w:prefixMappings="xmlns:ns0='urn:microsoft-dynamics-nav/reports/Spend_Request_Document/6850/' " w:xpath="/ns0:NavWordReportXmlPart[1]/ns0:Labels[1]/ns0:DetailGLAccountNoCaption[1]" w:storeItemID="{00000000-0000-0000-0000-000000000000}"/>
             <w15:color w:val="808080"/>
             <w:text/>
           </w:sdtPr>
@@ -705,7 +705,7 @@
               <w:tcPr>
                 <w:tcW w:w="2120" w:type="dxa"/>
                 <w:tcBorders>
-                  <w:bottom w:val="none" w:sz="0" w:space="0" w:color="auto"/>
+                  <w:bottom w:val="none" w:color="auto" w:sz="0" w:space="0"/>
                 </w:tcBorders>
               </w:tcPr>
               <w:p>
@@ -735,7 +735,7 @@
           <w:placeholder>
             <w:docPart w:val="DefaultPlaceholder_-1854013440"/>
           </w:placeholder>
-          <w15:dataBinding w:prefixMappings="&lt;xmlns:ns0='urn:microsoft-dynamics-nav/reports/Spend_Request_Document/6850/' " w:xpath="/ns0:NavWordReportXmlPart[1]/ns0:SpendRequest[1]/ns0:SpendRequestDetail" w:storeItemID="{00000000-0000-0000-0000-000000000000}"/>
+          <w15:dataBinding w:prefixMappings="xmlns:ns0='urn:microsoft-dynamics-nav/reports/Spend_Request_Document/6850/' " w:xpath="/ns0:NavWordReportXmlPart[1]/ns0:SpendRequest[1]/ns0:SpendRequestDetail" w:storeItemID="{00000000-0000-0000-0000-000000000000}"/>
           <w15:color w:val="808080"/>
           <w15:repeatingSection/>
         </w:sdtPr>
@@ -764,7 +764,7 @@
                     <w:placeholder>
                       <w:docPart w:val="DefaultPlaceholder_-1854013440"/>
                     </w:placeholder>
-                    <w:dataBinding w:prefixMappings="&lt;xmlns:ns0='urn:microsoft-dynamics-nav/reports/Spend_Request_Document/6850/' " w:xpath="/ns0:NavWordReportXmlPart[1]/ns0:SpendRequest[1]/ns0:SpendRequestDetail[1]/ns0:Description[1]" w:storeItemID="{00000000-0000-0000-0000-000000000000}"/>
+                    <w:dataBinding w:prefixMappings="xmlns:ns0='urn:microsoft-dynamics-nav/reports/Spend_Request_Document/6850/' " w:xpath="/ns0:NavWordReportXmlPart[1]/ns0:SpendRequest[1]/ns0:SpendRequestDetail[1]/ns0:Description[1]" w:storeItemID="{00000000-0000-0000-0000-000000000000}"/>
                     <w15:color w:val="808080"/>
                     <w:text/>
                   </w:sdtPr>
@@ -800,7 +800,7 @@
                     <w:placeholder>
                       <w:docPart w:val="DefaultPlaceholder_-1854013440"/>
                     </w:placeholder>
-                    <w:dataBinding w:prefixMappings="&lt;xmlns:ns0='urn:microsoft-dynamics-nav/reports/Spend_Request_Document/6850/' " w:xpath="/ns0:NavWordReportXmlPart[1]/ns0:SpendRequest[1]/ns0:SpendRequestDetail[1]/ns0:ExpectedAmountLCY[1]" w:storeItemID="{00000000-0000-0000-0000-000000000000}"/>
+                    <w:dataBinding w:prefixMappings="xmlns:ns0='urn:microsoft-dynamics-nav/reports/Spend_Request_Document/6850/' " w:xpath="/ns0:NavWordReportXmlPart[1]/ns0:SpendRequest[1]/ns0:SpendRequestDetail[1]/ns0:ExpectedAmountLCY[1]" w:storeItemID="{00000000-0000-0000-0000-000000000000}"/>
                     <w15:color w:val="808080"/>
                     <w:text/>
                   </w:sdtPr>
@@ -831,7 +831,7 @@
                     <w:placeholder>
                       <w:docPart w:val="DefaultPlaceholder_-1854013440"/>
                     </w:placeholder>
-                    <w:dataBinding w:prefixMappings="&lt;xmlns:ns0='urn:microsoft-dynamics-nav/reports/Spend_Request_Document/6850/' " w:xpath="/ns0:NavWordReportXmlPart[1]/ns0:SpendRequest[1]/ns0:SpendRequestDetail[1]/ns0:DetailGLAccountNo[1]" w:storeItemID="{00000000-0000-0000-0000-000000000000}"/>
+                    <w:dataBinding w:prefixMappings="xmlns:ns0='urn:microsoft-dynamics-nav/reports/Spend_Request_Document/6850/' " w:xpath="/ns0:NavWordReportXmlPart[1]/ns0:SpendRequest[1]/ns0:SpendRequestDetail[1]/ns0:DetailGLAccountNo[1]" w:storeItemID="{00000000-0000-0000-0000-000000000000}"/>
                     <w15:color w:val="808080"/>
                     <w:text/>
                   </w:sdtPr>
@@ -890,12 +890,12 @@
         <w:tblStyle w:val="GridTable1Light"/>
         <w:tblW w:w="0" w:type="auto"/>
         <w:tblBorders>
-          <w:top w:val="none" w:sz="0" w:space="0" w:color="auto"/>
-          <w:left w:val="none" w:sz="0" w:space="0" w:color="auto"/>
-          <w:bottom w:val="none" w:sz="0" w:space="0" w:color="auto"/>
-          <w:right w:val="none" w:sz="0" w:space="0" w:color="auto"/>
-          <w:insideH w:val="none" w:sz="0" w:space="0" w:color="auto"/>
-          <w:insideV w:val="none" w:sz="0" w:space="0" w:color="auto"/>
+          <w:top w:val="none" w:color="auto" w:sz="0" w:space="0"/>
+          <w:left w:val="none" w:color="auto" w:sz="0" w:space="0"/>
+          <w:bottom w:val="none" w:color="auto" w:sz="0" w:space="0"/>
+          <w:right w:val="none" w:color="auto" w:sz="0" w:space="0"/>
+          <w:insideH w:val="none" w:color="auto" w:sz="0" w:space="0"/>
+          <w:insideV w:val="none" w:color="auto" w:sz="0" w:space="0"/>
         </w:tblBorders>
         <w:tblLayout w:type="fixed"/>
         <w:tblLook w:val="04A0" w:firstRow="1" w:lastRow="0" w:firstColumn="1" w:lastColumn="0" w:noHBand="0" w:noVBand="1"/>
@@ -927,7 +927,7 @@
                 <w:cnfStyle w:val="001000000000" w:firstRow="0" w:lastRow="0" w:firstColumn="1" w:lastColumn="0" w:oddVBand="0" w:evenVBand="0" w:oddHBand="0" w:evenHBand="0" w:firstRowFirstColumn="0" w:firstRowLastColumn="0" w:lastRowFirstColumn="0" w:lastRowLastColumn="0"/>
                 <w:tcW w:w="2010" w:type="dxa"/>
                 <w:tcBorders>
-                  <w:bottom w:val="none" w:sz="0" w:space="0" w:color="auto"/>
+                  <w:bottom w:val="none" w:color="auto" w:sz="0" w:space="0"/>
                 </w:tcBorders>
               </w:tcPr>
               <w:p>
@@ -956,7 +956,7 @@
               <w:tcPr>
                 <w:tcW w:w="1813" w:type="dxa"/>
                 <w:tcBorders>
-                  <w:bottom w:val="none" w:sz="0" w:space="0" w:color="auto"/>
+                  <w:bottom w:val="none" w:color="auto" w:sz="0" w:space="0"/>
                 </w:tcBorders>
               </w:tcPr>
               <w:p>
@@ -988,7 +988,7 @@
               <w:tcPr>
                 <w:tcW w:w="3555" w:type="dxa"/>
                 <w:tcBorders>
-                  <w:bottom w:val="none" w:sz="0" w:space="0" w:color="auto"/>
+                  <w:bottom w:val="none" w:color="auto" w:sz="0" w:space="0"/>
                 </w:tcBorders>
               </w:tcPr>
               <w:p>
@@ -1020,7 +1020,7 @@
               <w:tcPr>
                 <w:tcW w:w="2250" w:type="dxa"/>
                 <w:tcBorders>
-                  <w:bottom w:val="none" w:sz="0" w:space="0" w:color="auto"/>
+                  <w:bottom w:val="none" w:color="auto" w:sz="0" w:space="0"/>
                 </w:tcBorders>
               </w:tcPr>
               <w:p>
@@ -1346,7 +1346,7 @@
         <w:placeholder>
           <w:docPart w:val="DefaultPlaceholder_-1854013440"/>
         </w:placeholder>
-        <w:dataBinding w:prefixMappings="&lt;xmlns:ns0='urn:microsoft-dynamics-nav/reports/Spend_Request_Document/6850/' " w:xpath="/ns0:NavWordReportXmlPart[1]/ns0:BCReportInformation[1]/ns0:ReportRequest[1]/ns0:CompanyDisplayName[1]" w:storeItemID="{00000000-0000-0000-0000-000000000000}"/>
+        <w:dataBinding w:prefixMappings="xmlns:ns0='urn:microsoft-dynamics-nav/reports/Spend_Request_Document/6850/' " w:xpath="/ns0:NavWordReportXmlPart[1]/ns0:BCReportInformation[1]/ns0:ReportRequest[1]/ns0:CompanyDisplayName[1]" w:storeItemID="{00000000-0000-0000-0000-000000000000}"/>
         <w15:color w:val="808080"/>
         <w:text/>
       </w:sdtPr>
